--- a/data/kb/agv_demo/raw/Cannot Enter System SOP.docx
+++ b/data/kb/agv_demo/raw/Cannot Enter System SOP.docx
@@ -5,9 +5,8 @@
     <w:p>
       <w:pPr>
         <w:rPr>
-          <w:sz w:val="48"/>
-          <w:szCs w:val="48"/>
-          <w:u w:val="single"/>
+          <w:sz w:val="32"/>
+          <w:szCs w:val="32"/>
         </w:rPr>
       </w:pPr>
       <w:r>
@@ -50,84 +49,13 @@
         </w:rPr>
         <w:t xml:space="preserve"> </w:t>
       </w:r>
-    </w:p>
-    <w:p>
-      <w:pPr>
+      <w:r>
         <w:rPr>
           <w:sz w:val="48"/>
           <w:szCs w:val="48"/>
           <w:u w:val="single"/>
         </w:rPr>
-      </w:pPr>
-    </w:p>
-    <w:p>
-      <w:pPr>
-        <w:rPr>
-          <w:sz w:val="48"/>
-          <w:szCs w:val="48"/>
-          <w:u w:val="single"/>
-        </w:rPr>
-      </w:pPr>
-    </w:p>
-    <w:p>
-      <w:pPr>
-        <w:rPr>
-          <w:sz w:val="32"/>
-          <w:szCs w:val="32"/>
-        </w:rPr>
-      </w:pPr>
-      <w:r>
-        <w:rPr>
-          <w:b/>
-          <w:bCs/>
-          <w:sz w:val="48"/>
-          <w:szCs w:val="48"/>
-          <w:u w:val="single"/>
-        </w:rPr>
-        <w:t>How To Fix:</w:t>
-      </w:r>
-      <w:r>
-        <w:rPr>
-          <w:sz w:val="48"/>
-          <w:szCs w:val="48"/>
-          <w:u w:val="single"/>
-        </w:rPr>
         <w:br/>
-      </w:r>
-      <w:r>
-        <w:rPr>
-          <w:sz w:val="32"/>
-          <w:szCs w:val="32"/>
-        </w:rPr>
-        <w:t>This alarm occurs when the AGV is not correctly aligned on its path.</w:t>
-      </w:r>
-    </w:p>
-    <w:p>
-      <w:pPr>
-        <w:rPr>
-          <w:rFonts w:hint="eastAsia"/>
-          <w:sz w:val="32"/>
-          <w:szCs w:val="32"/>
-          <w:u w:val="single"/>
-          <w:lang w:eastAsia="zh-CN"/>
-        </w:rPr>
-      </w:pPr>
-      <w:r>
-        <w:rPr>
-          <w:sz w:val="32"/>
-          <w:szCs w:val="32"/>
-          <w:lang w:eastAsia="zh-CN"/>
-        </w:rPr>
-        <w:t>F</w:t>
-      </w:r>
-      <w:r>
-        <w:rPr>
-          <w:rFonts w:hint="eastAsia"/>
-          <w:sz w:val="32"/>
-          <w:szCs w:val="32"/>
-          <w:lang w:eastAsia="zh-CN"/>
-        </w:rPr>
-        <w:t xml:space="preserve">igure </w:t>
       </w:r>
       <w:r>
         <w:rPr>
@@ -202,14 +130,67 @@
         </w:rPr>
         <w:br/>
       </w:r>
+      <w:r>
+        <w:rPr>
+          <w:sz w:val="32"/>
+          <w:szCs w:val="32"/>
+          <w:u w:val="single"/>
+        </w:rPr>
+        <w:br/>
+      </w:r>
+      <w:r>
+        <w:rPr>
+          <w:b/>
+          <w:bCs/>
+          <w:sz w:val="48"/>
+          <w:szCs w:val="48"/>
+          <w:u w:val="single"/>
+        </w:rPr>
+        <w:t xml:space="preserve">How </w:t>
+      </w:r>
+      <w:proofErr w:type="gramStart"/>
+      <w:r>
+        <w:rPr>
+          <w:b/>
+          <w:bCs/>
+          <w:sz w:val="48"/>
+          <w:szCs w:val="48"/>
+          <w:u w:val="single"/>
+        </w:rPr>
+        <w:t>To</w:t>
+      </w:r>
+      <w:proofErr w:type="gramEnd"/>
+      <w:r>
+        <w:rPr>
+          <w:b/>
+          <w:bCs/>
+          <w:sz w:val="48"/>
+          <w:szCs w:val="48"/>
+          <w:u w:val="single"/>
+        </w:rPr>
+        <w:t xml:space="preserve"> Fix:</w:t>
+      </w:r>
+      <w:r>
+        <w:rPr>
+          <w:sz w:val="48"/>
+          <w:szCs w:val="48"/>
+          <w:u w:val="single"/>
+        </w:rPr>
+        <w:br/>
+      </w:r>
+      <w:r>
+        <w:rPr>
+          <w:sz w:val="32"/>
+          <w:szCs w:val="32"/>
+        </w:rPr>
+        <w:t>This alarm occurs when the AGV is not correctly aligned on its path.</w:t>
+      </w:r>
     </w:p>
     <w:p>
       <w:pPr>
         <w:rPr>
-          <w:rFonts w:hint="eastAsia"/>
-          <w:sz w:val="32"/>
-          <w:szCs w:val="32"/>
-          <w:lang w:eastAsia="zh-CN"/>
+          <w:sz w:val="32"/>
+          <w:szCs w:val="32"/>
         </w:rPr>
       </w:pPr>
       <w:r>
@@ -220,17 +201,6 @@
           <w:szCs w:val="32"/>
         </w:rPr>
         <w:t>To resolve:</w:t>
-      </w:r>
-      <w:r>
-        <w:rPr>
-          <w:rFonts w:hint="eastAsia"/>
-          <w:b/>
-          <w:bCs/>
-          <w:sz w:val="32"/>
-          <w:szCs w:val="32"/>
-          <w:lang w:eastAsia="zh-CN"/>
-        </w:rPr>
-        <w:t>(two steps)</w:t>
       </w:r>
     </w:p>
     <w:p>
@@ -249,7 +219,6 @@
           <w:sz w:val="32"/>
           <w:szCs w:val="32"/>
         </w:rPr>
-        <w:lastRenderedPageBreak/>
         <w:t xml:space="preserve">Drive the AGV toward the </w:t>
       </w:r>
       <w:r>
@@ -332,6 +301,7 @@
           <w:sz w:val="32"/>
           <w:szCs w:val="32"/>
         </w:rPr>
+        <w:lastRenderedPageBreak/>
         <w:t xml:space="preserve">Press the </w:t>
       </w:r>
       <w:r>
@@ -520,7 +490,7 @@
   <w:docDefaults>
     <w:rPrDefault>
       <w:rPr>
-        <w:rFonts w:asciiTheme="minorHAnsi" w:eastAsiaTheme="minorEastAsia" w:hAnsiTheme="minorHAnsi" w:cstheme="minorBidi"/>
+        <w:rFonts w:asciiTheme="minorHAnsi" w:eastAsiaTheme="minorHAnsi" w:hAnsiTheme="minorHAnsi" w:cstheme="minorBidi"/>
         <w:kern w:val="2"/>
         <w:sz w:val="24"/>
         <w:szCs w:val="24"/>
@@ -912,15 +882,15 @@
     <w:lsdException w:name="Unresolved Mention" w:semiHidden="1" w:unhideWhenUsed="1"/>
     <w:lsdException w:name="Smart Link" w:semiHidden="1" w:unhideWhenUsed="1"/>
   </w:latentStyles>
-  <w:style w:type="paragraph" w:default="1" w:styleId="a">
+  <w:style w:type="paragraph" w:default="1" w:styleId="Normal">
     <w:name w:val="Normal"/>
     <w:qFormat/>
   </w:style>
-  <w:style w:type="paragraph" w:styleId="1">
+  <w:style w:type="paragraph" w:styleId="Heading1">
     <w:name w:val="heading 1"/>
-    <w:basedOn w:val="a"/>
-    <w:next w:val="a"/>
-    <w:link w:val="10"/>
+    <w:basedOn w:val="Normal"/>
+    <w:next w:val="Normal"/>
+    <w:link w:val="Heading1Char"/>
     <w:uiPriority w:val="9"/>
     <w:qFormat/>
     <w:rsid w:val="00436EBF"/>
@@ -937,11 +907,11 @@
       <w:szCs w:val="40"/>
     </w:rPr>
   </w:style>
-  <w:style w:type="paragraph" w:styleId="2">
+  <w:style w:type="paragraph" w:styleId="Heading2">
     <w:name w:val="heading 2"/>
-    <w:basedOn w:val="a"/>
-    <w:next w:val="a"/>
-    <w:link w:val="20"/>
+    <w:basedOn w:val="Normal"/>
+    <w:next w:val="Normal"/>
+    <w:link w:val="Heading2Char"/>
     <w:uiPriority w:val="9"/>
     <w:semiHidden/>
     <w:unhideWhenUsed/>
@@ -960,11 +930,11 @@
       <w:szCs w:val="32"/>
     </w:rPr>
   </w:style>
-  <w:style w:type="paragraph" w:styleId="3">
+  <w:style w:type="paragraph" w:styleId="Heading3">
     <w:name w:val="heading 3"/>
-    <w:basedOn w:val="a"/>
-    <w:next w:val="a"/>
-    <w:link w:val="30"/>
+    <w:basedOn w:val="Normal"/>
+    <w:next w:val="Normal"/>
+    <w:link w:val="Heading3Char"/>
     <w:uiPriority w:val="9"/>
     <w:semiHidden/>
     <w:unhideWhenUsed/>
@@ -983,11 +953,11 @@
       <w:szCs w:val="28"/>
     </w:rPr>
   </w:style>
-  <w:style w:type="paragraph" w:styleId="4">
+  <w:style w:type="paragraph" w:styleId="Heading4">
     <w:name w:val="heading 4"/>
-    <w:basedOn w:val="a"/>
-    <w:next w:val="a"/>
-    <w:link w:val="40"/>
+    <w:basedOn w:val="Normal"/>
+    <w:next w:val="Normal"/>
+    <w:link w:val="Heading4Char"/>
     <w:uiPriority w:val="9"/>
     <w:semiHidden/>
     <w:unhideWhenUsed/>
@@ -1006,11 +976,11 @@
       <w:color w:val="0F4761" w:themeColor="accent1" w:themeShade="BF"/>
     </w:rPr>
   </w:style>
-  <w:style w:type="paragraph" w:styleId="5">
+  <w:style w:type="paragraph" w:styleId="Heading5">
     <w:name w:val="heading 5"/>
-    <w:basedOn w:val="a"/>
-    <w:next w:val="a"/>
-    <w:link w:val="50"/>
+    <w:basedOn w:val="Normal"/>
+    <w:next w:val="Normal"/>
+    <w:link w:val="Heading5Char"/>
     <w:uiPriority w:val="9"/>
     <w:semiHidden/>
     <w:unhideWhenUsed/>
@@ -1027,11 +997,11 @@
       <w:color w:val="0F4761" w:themeColor="accent1" w:themeShade="BF"/>
     </w:rPr>
   </w:style>
-  <w:style w:type="paragraph" w:styleId="6">
+  <w:style w:type="paragraph" w:styleId="Heading6">
     <w:name w:val="heading 6"/>
-    <w:basedOn w:val="a"/>
-    <w:next w:val="a"/>
-    <w:link w:val="60"/>
+    <w:basedOn w:val="Normal"/>
+    <w:next w:val="Normal"/>
+    <w:link w:val="Heading6Char"/>
     <w:uiPriority w:val="9"/>
     <w:semiHidden/>
     <w:unhideWhenUsed/>
@@ -1050,11 +1020,11 @@
       <w:color w:val="595959" w:themeColor="text1" w:themeTint="A6"/>
     </w:rPr>
   </w:style>
-  <w:style w:type="paragraph" w:styleId="7">
+  <w:style w:type="paragraph" w:styleId="Heading7">
     <w:name w:val="heading 7"/>
-    <w:basedOn w:val="a"/>
-    <w:next w:val="a"/>
-    <w:link w:val="70"/>
+    <w:basedOn w:val="Normal"/>
+    <w:next w:val="Normal"/>
+    <w:link w:val="Heading7Char"/>
     <w:uiPriority w:val="9"/>
     <w:semiHidden/>
     <w:unhideWhenUsed/>
@@ -1071,11 +1041,11 @@
       <w:color w:val="595959" w:themeColor="text1" w:themeTint="A6"/>
     </w:rPr>
   </w:style>
-  <w:style w:type="paragraph" w:styleId="8">
+  <w:style w:type="paragraph" w:styleId="Heading8">
     <w:name w:val="heading 8"/>
-    <w:basedOn w:val="a"/>
-    <w:next w:val="a"/>
-    <w:link w:val="80"/>
+    <w:basedOn w:val="Normal"/>
+    <w:next w:val="Normal"/>
+    <w:link w:val="Heading8Char"/>
     <w:uiPriority w:val="9"/>
     <w:semiHidden/>
     <w:unhideWhenUsed/>
@@ -1094,11 +1064,11 @@
       <w:color w:val="272727" w:themeColor="text1" w:themeTint="D8"/>
     </w:rPr>
   </w:style>
-  <w:style w:type="paragraph" w:styleId="9">
+  <w:style w:type="paragraph" w:styleId="Heading9">
     <w:name w:val="heading 9"/>
-    <w:basedOn w:val="a"/>
-    <w:next w:val="a"/>
-    <w:link w:val="90"/>
+    <w:basedOn w:val="Normal"/>
+    <w:next w:val="Normal"/>
+    <w:link w:val="Heading9Char"/>
     <w:uiPriority w:val="9"/>
     <w:semiHidden/>
     <w:unhideWhenUsed/>
@@ -1115,13 +1085,12 @@
       <w:color w:val="272727" w:themeColor="text1" w:themeTint="D8"/>
     </w:rPr>
   </w:style>
-  <w:style w:type="character" w:default="1" w:styleId="a0">
+  <w:style w:type="character" w:default="1" w:styleId="DefaultParagraphFont">
     <w:name w:val="Default Paragraph Font"/>
     <w:uiPriority w:val="1"/>
-    <w:semiHidden/>
     <w:unhideWhenUsed/>
   </w:style>
-  <w:style w:type="table" w:default="1" w:styleId="a1">
+  <w:style w:type="table" w:default="1" w:styleId="TableNormal">
     <w:name w:val="Normal Table"/>
     <w:uiPriority w:val="99"/>
     <w:semiHidden/>
@@ -1136,16 +1105,16 @@
       </w:tblCellMar>
     </w:tblPr>
   </w:style>
-  <w:style w:type="numbering" w:default="1" w:styleId="a2">
+  <w:style w:type="numbering" w:default="1" w:styleId="NoList">
     <w:name w:val="No List"/>
     <w:uiPriority w:val="99"/>
     <w:semiHidden/>
     <w:unhideWhenUsed/>
   </w:style>
-  <w:style w:type="character" w:customStyle="1" w:styleId="10">
-    <w:name w:val="标题 1 字符"/>
-    <w:basedOn w:val="a0"/>
-    <w:link w:val="1"/>
+  <w:style w:type="character" w:customStyle="1" w:styleId="Heading1Char">
+    <w:name w:val="Heading 1 Char"/>
+    <w:basedOn w:val="DefaultParagraphFont"/>
+    <w:link w:val="Heading1"/>
     <w:uiPriority w:val="9"/>
     <w:rsid w:val="00436EBF"/>
     <w:rPr>
@@ -1155,10 +1124,10 @@
       <w:szCs w:val="40"/>
     </w:rPr>
   </w:style>
-  <w:style w:type="character" w:customStyle="1" w:styleId="20">
-    <w:name w:val="标题 2 字符"/>
-    <w:basedOn w:val="a0"/>
-    <w:link w:val="2"/>
+  <w:style w:type="character" w:customStyle="1" w:styleId="Heading2Char">
+    <w:name w:val="Heading 2 Char"/>
+    <w:basedOn w:val="DefaultParagraphFont"/>
+    <w:link w:val="Heading2"/>
     <w:uiPriority w:val="9"/>
     <w:semiHidden/>
     <w:rsid w:val="00436EBF"/>
@@ -1169,10 +1138,10 @@
       <w:szCs w:val="32"/>
     </w:rPr>
   </w:style>
-  <w:style w:type="character" w:customStyle="1" w:styleId="30">
-    <w:name w:val="标题 3 字符"/>
-    <w:basedOn w:val="a0"/>
-    <w:link w:val="3"/>
+  <w:style w:type="character" w:customStyle="1" w:styleId="Heading3Char">
+    <w:name w:val="Heading 3 Char"/>
+    <w:basedOn w:val="DefaultParagraphFont"/>
+    <w:link w:val="Heading3"/>
     <w:uiPriority w:val="9"/>
     <w:semiHidden/>
     <w:rsid w:val="00436EBF"/>
@@ -1183,10 +1152,10 @@
       <w:szCs w:val="28"/>
     </w:rPr>
   </w:style>
-  <w:style w:type="character" w:customStyle="1" w:styleId="40">
-    <w:name w:val="标题 4 字符"/>
-    <w:basedOn w:val="a0"/>
-    <w:link w:val="4"/>
+  <w:style w:type="character" w:customStyle="1" w:styleId="Heading4Char">
+    <w:name w:val="Heading 4 Char"/>
+    <w:basedOn w:val="DefaultParagraphFont"/>
+    <w:link w:val="Heading4"/>
     <w:uiPriority w:val="9"/>
     <w:semiHidden/>
     <w:rsid w:val="00436EBF"/>
@@ -1197,10 +1166,10 @@
       <w:color w:val="0F4761" w:themeColor="accent1" w:themeShade="BF"/>
     </w:rPr>
   </w:style>
-  <w:style w:type="character" w:customStyle="1" w:styleId="50">
-    <w:name w:val="标题 5 字符"/>
-    <w:basedOn w:val="a0"/>
-    <w:link w:val="5"/>
+  <w:style w:type="character" w:customStyle="1" w:styleId="Heading5Char">
+    <w:name w:val="Heading 5 Char"/>
+    <w:basedOn w:val="DefaultParagraphFont"/>
+    <w:link w:val="Heading5"/>
     <w:uiPriority w:val="9"/>
     <w:semiHidden/>
     <w:rsid w:val="00436EBF"/>
@@ -1209,10 +1178,10 @@
       <w:color w:val="0F4761" w:themeColor="accent1" w:themeShade="BF"/>
     </w:rPr>
   </w:style>
-  <w:style w:type="character" w:customStyle="1" w:styleId="60">
-    <w:name w:val="标题 6 字符"/>
-    <w:basedOn w:val="a0"/>
-    <w:link w:val="6"/>
+  <w:style w:type="character" w:customStyle="1" w:styleId="Heading6Char">
+    <w:name w:val="Heading 6 Char"/>
+    <w:basedOn w:val="DefaultParagraphFont"/>
+    <w:link w:val="Heading6"/>
     <w:uiPriority w:val="9"/>
     <w:semiHidden/>
     <w:rsid w:val="00436EBF"/>
@@ -1223,10 +1192,10 @@
       <w:color w:val="595959" w:themeColor="text1" w:themeTint="A6"/>
     </w:rPr>
   </w:style>
-  <w:style w:type="character" w:customStyle="1" w:styleId="70">
-    <w:name w:val="标题 7 字符"/>
-    <w:basedOn w:val="a0"/>
-    <w:link w:val="7"/>
+  <w:style w:type="character" w:customStyle="1" w:styleId="Heading7Char">
+    <w:name w:val="Heading 7 Char"/>
+    <w:basedOn w:val="DefaultParagraphFont"/>
+    <w:link w:val="Heading7"/>
     <w:uiPriority w:val="9"/>
     <w:semiHidden/>
     <w:rsid w:val="00436EBF"/>
@@ -1235,10 +1204,10 @@
       <w:color w:val="595959" w:themeColor="text1" w:themeTint="A6"/>
     </w:rPr>
   </w:style>
-  <w:style w:type="character" w:customStyle="1" w:styleId="80">
-    <w:name w:val="标题 8 字符"/>
-    <w:basedOn w:val="a0"/>
-    <w:link w:val="8"/>
+  <w:style w:type="character" w:customStyle="1" w:styleId="Heading8Char">
+    <w:name w:val="Heading 8 Char"/>
+    <w:basedOn w:val="DefaultParagraphFont"/>
+    <w:link w:val="Heading8"/>
     <w:uiPriority w:val="9"/>
     <w:semiHidden/>
     <w:rsid w:val="00436EBF"/>
@@ -1249,10 +1218,10 @@
       <w:color w:val="272727" w:themeColor="text1" w:themeTint="D8"/>
     </w:rPr>
   </w:style>
-  <w:style w:type="character" w:customStyle="1" w:styleId="90">
-    <w:name w:val="标题 9 字符"/>
-    <w:basedOn w:val="a0"/>
-    <w:link w:val="9"/>
+  <w:style w:type="character" w:customStyle="1" w:styleId="Heading9Char">
+    <w:name w:val="Heading 9 Char"/>
+    <w:basedOn w:val="DefaultParagraphFont"/>
+    <w:link w:val="Heading9"/>
     <w:uiPriority w:val="9"/>
     <w:semiHidden/>
     <w:rsid w:val="00436EBF"/>
@@ -1261,11 +1230,11 @@
       <w:color w:val="272727" w:themeColor="text1" w:themeTint="D8"/>
     </w:rPr>
   </w:style>
-  <w:style w:type="paragraph" w:styleId="a3">
+  <w:style w:type="paragraph" w:styleId="Title">
     <w:name w:val="Title"/>
-    <w:basedOn w:val="a"/>
-    <w:next w:val="a"/>
-    <w:link w:val="a4"/>
+    <w:basedOn w:val="Normal"/>
+    <w:next w:val="Normal"/>
+    <w:link w:val="TitleChar"/>
     <w:uiPriority w:val="10"/>
     <w:qFormat/>
     <w:rsid w:val="00436EBF"/>
@@ -1281,10 +1250,10 @@
       <w:szCs w:val="56"/>
     </w:rPr>
   </w:style>
-  <w:style w:type="character" w:customStyle="1" w:styleId="a4">
-    <w:name w:val="标题 字符"/>
-    <w:basedOn w:val="a0"/>
-    <w:link w:val="a3"/>
+  <w:style w:type="character" w:customStyle="1" w:styleId="TitleChar">
+    <w:name w:val="Title Char"/>
+    <w:basedOn w:val="DefaultParagraphFont"/>
+    <w:link w:val="Title"/>
     <w:uiPriority w:val="10"/>
     <w:rsid w:val="00436EBF"/>
     <w:rPr>
@@ -1295,11 +1264,11 @@
       <w:szCs w:val="56"/>
     </w:rPr>
   </w:style>
-  <w:style w:type="paragraph" w:styleId="a5">
+  <w:style w:type="paragraph" w:styleId="Subtitle">
     <w:name w:val="Subtitle"/>
-    <w:basedOn w:val="a"/>
-    <w:next w:val="a"/>
-    <w:link w:val="a6"/>
+    <w:basedOn w:val="Normal"/>
+    <w:next w:val="Normal"/>
+    <w:link w:val="SubtitleChar"/>
     <w:uiPriority w:val="11"/>
     <w:qFormat/>
     <w:rsid w:val="00436EBF"/>
@@ -1316,10 +1285,10 @@
       <w:szCs w:val="28"/>
     </w:rPr>
   </w:style>
-  <w:style w:type="character" w:customStyle="1" w:styleId="a6">
-    <w:name w:val="副标题 字符"/>
-    <w:basedOn w:val="a0"/>
-    <w:link w:val="a5"/>
+  <w:style w:type="character" w:customStyle="1" w:styleId="SubtitleChar">
+    <w:name w:val="Subtitle Char"/>
+    <w:basedOn w:val="DefaultParagraphFont"/>
+    <w:link w:val="Subtitle"/>
     <w:uiPriority w:val="11"/>
     <w:rsid w:val="00436EBF"/>
     <w:rPr>
@@ -1330,11 +1299,11 @@
       <w:szCs w:val="28"/>
     </w:rPr>
   </w:style>
-  <w:style w:type="paragraph" w:styleId="a7">
+  <w:style w:type="paragraph" w:styleId="Quote">
     <w:name w:val="Quote"/>
-    <w:basedOn w:val="a"/>
-    <w:next w:val="a"/>
-    <w:link w:val="a8"/>
+    <w:basedOn w:val="Normal"/>
+    <w:next w:val="Normal"/>
+    <w:link w:val="QuoteChar"/>
     <w:uiPriority w:val="29"/>
     <w:qFormat/>
     <w:rsid w:val="00436EBF"/>
@@ -1348,10 +1317,10 @@
       <w:color w:val="404040" w:themeColor="text1" w:themeTint="BF"/>
     </w:rPr>
   </w:style>
-  <w:style w:type="character" w:customStyle="1" w:styleId="a8">
-    <w:name w:val="引用 字符"/>
-    <w:basedOn w:val="a0"/>
-    <w:link w:val="a7"/>
+  <w:style w:type="character" w:customStyle="1" w:styleId="QuoteChar">
+    <w:name w:val="Quote Char"/>
+    <w:basedOn w:val="DefaultParagraphFont"/>
+    <w:link w:val="Quote"/>
     <w:uiPriority w:val="29"/>
     <w:rsid w:val="00436EBF"/>
     <w:rPr>
@@ -1360,9 +1329,9 @@
       <w:color w:val="404040" w:themeColor="text1" w:themeTint="BF"/>
     </w:rPr>
   </w:style>
-  <w:style w:type="paragraph" w:styleId="a9">
+  <w:style w:type="paragraph" w:styleId="ListParagraph">
     <w:name w:val="List Paragraph"/>
-    <w:basedOn w:val="a"/>
+    <w:basedOn w:val="Normal"/>
     <w:uiPriority w:val="34"/>
     <w:qFormat/>
     <w:rsid w:val="00436EBF"/>
@@ -1371,9 +1340,9 @@
       <w:contextualSpacing/>
     </w:pPr>
   </w:style>
-  <w:style w:type="character" w:styleId="aa">
+  <w:style w:type="character" w:styleId="IntenseEmphasis">
     <w:name w:val="Intense Emphasis"/>
-    <w:basedOn w:val="a0"/>
+    <w:basedOn w:val="DefaultParagraphFont"/>
     <w:uiPriority w:val="21"/>
     <w:qFormat/>
     <w:rsid w:val="00436EBF"/>
@@ -1383,11 +1352,11 @@
       <w:color w:val="0F4761" w:themeColor="accent1" w:themeShade="BF"/>
     </w:rPr>
   </w:style>
-  <w:style w:type="paragraph" w:styleId="ab">
+  <w:style w:type="paragraph" w:styleId="IntenseQuote">
     <w:name w:val="Intense Quote"/>
-    <w:basedOn w:val="a"/>
-    <w:next w:val="a"/>
-    <w:link w:val="ac"/>
+    <w:basedOn w:val="Normal"/>
+    <w:next w:val="Normal"/>
+    <w:link w:val="IntenseQuoteChar"/>
     <w:uiPriority w:val="30"/>
     <w:qFormat/>
     <w:rsid w:val="00436EBF"/>
@@ -1406,10 +1375,10 @@
       <w:color w:val="0F4761" w:themeColor="accent1" w:themeShade="BF"/>
     </w:rPr>
   </w:style>
-  <w:style w:type="character" w:customStyle="1" w:styleId="ac">
-    <w:name w:val="明显引用 字符"/>
-    <w:basedOn w:val="a0"/>
-    <w:link w:val="ab"/>
+  <w:style w:type="character" w:customStyle="1" w:styleId="IntenseQuoteChar">
+    <w:name w:val="Intense Quote Char"/>
+    <w:basedOn w:val="DefaultParagraphFont"/>
+    <w:link w:val="IntenseQuote"/>
     <w:uiPriority w:val="30"/>
     <w:rsid w:val="00436EBF"/>
     <w:rPr>
@@ -1418,9 +1387,9 @@
       <w:color w:val="0F4761" w:themeColor="accent1" w:themeShade="BF"/>
     </w:rPr>
   </w:style>
-  <w:style w:type="character" w:styleId="ad">
+  <w:style w:type="character" w:styleId="IntenseReference">
     <w:name w:val="Intense Reference"/>
-    <w:basedOn w:val="a0"/>
+    <w:basedOn w:val="DefaultParagraphFont"/>
     <w:uiPriority w:val="32"/>
     <w:qFormat/>
     <w:rsid w:val="00436EBF"/>
@@ -1432,9 +1401,9 @@
       <w:spacing w:val="5"/>
     </w:rPr>
   </w:style>
-  <w:style w:type="paragraph" w:styleId="ae">
+  <w:style w:type="paragraph" w:styleId="NormalWeb">
     <w:name w:val="Normal (Web)"/>
-    <w:basedOn w:val="a"/>
+    <w:basedOn w:val="Normal"/>
     <w:uiPriority w:val="99"/>
     <w:semiHidden/>
     <w:unhideWhenUsed/>
